--- a/docs/portfolio/mlc_design_document.docx
+++ b/docs/portfolio/mlc_design_document.docx
@@ -9874,7 +9874,7 @@
           <w:b w:val="0"/>
           <w:i w:val="0"/>
         </w:rPr>
-        <w:t>. There's no source-repository link for this portfolio copy because it hasn't been published, and the original repository is private.</w:t>
+        <w:t>. The source, with the history of the private repository I built it in, is at https://github.com/AbhijeetJ-512/mlc-cache-controller.</w:t>
       </w:r>
     </w:p>
     <w:sectPr>
